--- a/deliverables/MoveValue_참가신청서_기획서_초안.docx
+++ b/deliverables/MoveValue_참가신청서_기획서_초안.docx
@@ -830,7 +830,7 @@
           <w:b w:val="0"/>
           <w:sz w:val="21"/>
         </w:rPr>
-        <w:t>현재 작업공간에는 샘플 데이터 기반 웹 프로토타입이 구현되어 있습니다. 선정 후에는 국토교통부 실거래가 API, VWorld 지오코더, 전국도시철도 역사정보, 국가교통 데이터 오픈마켓 데이터를 실제 어댑터로 연결합니다. 최종 산출물은 웹 프로토타입 1식, 데이터 연계 모듈 1식, 생활권 점수 산정 로직 1식, 지자체·플랫폼용 리포트 예시 1식으로 구성합니다.</w:t>
+        <w:t>현재 작업공간에는 서울시 2025 전월세 실데이터를 집계한 API 기반 웹 프로토타입이 구현되어 있습니다. 선정 후에는 국토교통부 실거래가 API, VWorld 지오코더, 대중교통 경로 API, 전국도시철도 역사정보, 국가교통 데이터 오픈마켓 데이터를 추가 어댑터로 연결합니다. 최종 산출물은 웹 프로토타입 1식, 데이터 연계 모듈 1식, 생활권 점수 산정 API 1식, 지자체·플랫폼용 리포트 예시 1식으로 구성합니다.</w:t>
       </w:r>
     </w:p>
     <w:p>

--- a/deliverables/MoveValue_참가신청서_기획서_초안.docx
+++ b/deliverables/MoveValue_참가신청서_기획서_초안.docx
@@ -468,7 +468,7 @@
                 <w:b w:val="0"/>
                 <w:sz w:val="20"/>
               </w:rPr>
-              <w:t>웹 기반 생활권 추천 프로토타입, 점수 산정 엔진, 데이터 연계 설계서, 서비스 기획서</w:t>
+              <w:t>웹 기반 생활권 추천·통근검증·부동산 지도 대시보드, 점수 산정 API, live API 어댑터, 데이터 연계 설계서, 서비스 기획서</w:t>
             </w:r>
           </w:p>
         </w:tc>
@@ -758,7 +758,7 @@
           <w:b w:val="0"/>
           <w:sz w:val="21"/>
         </w:rPr>
-        <w:t>MoveValue는 사용자의 월 주거 예산, 출퇴근 목적지, 가구 유형, 생활 인프라 우선순위를 입력받아 후보 생활권을 추천하는 서비스입니다. 단순 월세나 매매가가 아니라 주거비, 이동시간, 환승 편의, 생활 SOC 접근성, 안전·환경 지표를 함께 계산합니다. 핵심 기능은 생활권 랭킹, 항목별 점수 설명, 후보지 비교, 정책·플랫폼용 API 제공입니다.</w:t>
+        <w:t>MoveValue는 사용자의 월 주거 예산, 출퇴근 목적지, 가구 유형, 생활 인프라 우선순위를 입력받아 후보 생활권을 추천하는 서비스입니다. 단순 월세나 매매가가 아니라 주거비, 이동시간, 환승 편의, 생활 SOC 접근성, 안전·환경 지표를 함께 계산합니다. 핵심 기능은 생활권 랭킹, 실제 주소 기반 통근 루트 검증, 지도 기반 아파트 단지 대시보드, 전세 위험 신호 점검, AI Agent 질의응답, 정책·플랫폼용 API 제공입니다.</w:t>
       </w:r>
     </w:p>
     <w:p>
@@ -806,7 +806,7 @@
           <w:b w:val="0"/>
           <w:sz w:val="21"/>
         </w:rPr>
-        <w:t>기존 부동산 서비스는 매물 가격과 위치 검색 중심입니다. MoveValue는 거주 후 매월 발생하는 이동 부담과 생활 접근성을 비용화·점수화합니다. 추천 결과를 블랙박스로 제시하지 않고 주거비·통근·교통 접근성·생활 SOC·환경 항목별 근거를 함께 보여줍니다. 공공데이터만으로 최소 기능을 구현할 수 있고, 민간 이동 데이터나 플랫폼 데이터가 붙으면 정밀도를 높일 수 있는 단계형 구조입니다.</w:t>
+        <w:t>기존 부동산 서비스는 매물 가격과 위치 검색 중심입니다. MoveValue는 거주 후 매월 발생하는 이동 부담과 생활 접근성을 비용화·점수화하고, 단지 단위 가격·전세 위험 신호·생활 SOC 반경을 같은 지도에서 확인하게 합니다. 추천 결과를 블랙박스로 제시하지 않고 주거비·통근·생활 SOC·안전환경·확인 필요 서류를 근거 그룹으로 함께 보여줍니다. 공공데이터만으로 최소 기능을 구현할 수 있고, Kakao·ODsay·TMAP·서울 OpenAptInfo·국토교통부 실거래가 API 키가 연결되면 live 검증과 가격 정밀도가 올라가는 단계형 구조입니다.</w:t>
       </w:r>
     </w:p>
     <w:p>
@@ -830,7 +830,7 @@
           <w:b w:val="0"/>
           <w:sz w:val="21"/>
         </w:rPr>
-        <w:t>현재 작업공간에는 서울시 2025 전월세 실데이터를 집계한 API 기반 웹 프로토타입이 구현되어 있습니다. 선정 후에는 국토교통부 실거래가 API, VWorld 지오코더, 대중교통 경로 API, 전국도시철도 역사정보, 국가교통 데이터 오픈마켓 데이터를 추가 어댑터로 연결합니다. 최종 산출물은 웹 프로토타입 1식, 데이터 연계 모듈 1식, 생활권 점수 산정 API 1식, 지자체·플랫폼용 리포트 예시 1식으로 구성합니다.</w:t>
+        <w:t>현재 작업공간에는 서울시 2025 전월세 실데이터 114,319건을 집계한 API 기반 웹 프로토타입이 구현되어 있습니다. 지도 화면에서는 서울시 공동주택 아파트 단지를 표시하고, 라벨을 매매가·전세가율·위험도·통근시간으로 전환할 수 있습니다. 단지 클릭 시 기본 정보, 가격 정보, 가격 API 연계 상태, 거래 추이, 전세 위험 신호, 계약 전 체크리스트, 생활권 정보, AI 요약이 열리는 대시보드가 동작합니다. 현재 구조는 Kakao 주소 검색, ODsay/TMAP 대중교통 경로, 서울 OpenAptInfo 전체 단지, 국토교통부 아파트 매매·전월세 실거래가 API를 환경변수 키 기반으로 호출하고, 키가 없으면 폴백합니다. 선정 후에는 공시가격 PNU 매핑, 건축물대장, VWorld 지오코더·용도지역, 전국도시철도 역사정보, 국가교통 데이터 오픈마켓 데이터를 추가 어댑터로 연결합니다.</w:t>
       </w:r>
     </w:p>
     <w:p>
@@ -948,7 +948,7 @@
           <w:b w:val="0"/>
           <w:sz w:val="20"/>
         </w:rPr>
-        <w:t>5,000천원 - API 연계, 데이터 정규화, 품질 점검</w:t>
+        <w:t>5,000천원 - 실거래가·공시가격·건축물대장·SOC API 연계, 데이터 정규화, 품질 점검</w:t>
       </w:r>
     </w:p>
     <w:p>
@@ -970,7 +970,7 @@
           <w:b w:val="0"/>
           <w:sz w:val="20"/>
         </w:rPr>
-        <w:t>8,000천원 - 웹 UI, 점수 엔진, API 어댑터</w:t>
+        <w:t>8,000천원 - 웹 UI, 점수 엔진, 통근·가격 API 어댑터, AI Agent 근거 구조화</w:t>
       </w:r>
     </w:p>
     <w:p>
@@ -992,7 +992,7 @@
           <w:b w:val="0"/>
           <w:sz w:val="20"/>
         </w:rPr>
-        <w:t>3,000천원 - 지도 시각화, 생활권 분석</w:t>
+        <w:t>3,000천원 - 부동산 지도 라벨, 생활 SOC 반경, 단지 비교, 위험 신호 대시보드</w:t>
       </w:r>
     </w:p>
     <w:p>
